--- a/Documentation/Документация на система за управление на ветеринарна клиника.docx
+++ b/Documentation/Документация на система за управление на ветеринарна клиника.docx
@@ -32,10 +32,7 @@
         <w:t xml:space="preserve">             </w:t>
       </w:r>
       <w:r>
-        <w:t xml:space="preserve">  1.</w:t>
-      </w:r>
-      <w:r>
-        <w:t>Product Requirement</w:t>
+        <w:t xml:space="preserve">  1.Product Requirement</w:t>
       </w:r>
     </w:p>
     <w:p>
@@ -109,146 +106,135 @@
         <w:pStyle w:val="ListParagraph"/>
       </w:pPr>
       <w:r>
-        <w:t>2</w:t>
-      </w:r>
-      <w:r>
-        <w:t>. App Flow</w:t>
-      </w:r>
-    </w:p>
-    <w:p>
-      <w:pPr>
-        <w:pStyle w:val="ListParagraph"/>
-      </w:pPr>
-      <w:r>
-        <w:br/>
-      </w:r>
-      <w:r>
-        <w:t>1</w:t>
-      </w:r>
-      <w:r>
-        <w:t>. Вход и Начален екран</w:t>
-      </w:r>
+        <w:t>2. App Flow</w:t>
+      </w:r>
+    </w:p>
+    <w:p>
+      <w:pPr>
+        <w:pStyle w:val="ListParagraph"/>
+      </w:pPr>
+      <w:r>
+        <w:br/>
+        <w:t>1. Вход и Начален екран: Преглед на предстоящи часове за деня и бърз достъп до търсене на пациенти/собственици.</w:t>
+      </w:r>
+      <w:r>
+        <w:br/>
+        <w:t>2. Регистрация на нов клиент и пациент: Въвеждане на данни за собственика (Owners) -&gt; Добавяне на домашен любимец към него (Pets).</w:t>
+      </w:r>
+      <w:r>
+        <w:br/>
+        <w:t>3. Запазване на час (Appointment Workflow): Избор на пациент (PetID) -&gt; Избор на ветеринарен лекар (VetID) -&gt; Задаване на дата/час (AppointmentDate) и предварителна диагноза/причина за посещение.</w:t>
+      </w:r>
+      <w:r>
+        <w:br/>
+        <w:t>4. Провеждане на преглед и лечение: По време на или след прегледа към записа се</w:t>
+      </w:r>
+    </w:p>
+    <w:p>
+      <w:pPr>
+        <w:pStyle w:val="ListParagraph"/>
+      </w:pPr>
+      <w:r>
+        <w:t>добавят процедури/лечения (Treatments) с присъдена цена.</w:t>
+      </w:r>
+    </w:p>
+    <w:p>
+      <w:pPr>
+        <w:pStyle w:val="ListParagraph"/>
+      </w:pPr>
+      <w:r>
+        <w:br/>
+      </w:r>
+    </w:p>
+    <w:p>
+      <w:pPr>
+        <w:pStyle w:val="ListParagraph"/>
+      </w:pPr>
+    </w:p>
+    <w:p>
+      <w:pPr>
+        <w:pStyle w:val="ListParagraph"/>
+      </w:pPr>
+    </w:p>
+    <w:p>
+      <w:pPr>
+        <w:pStyle w:val="ListParagraph"/>
+      </w:pPr>
+    </w:p>
+    <w:p>
+      <w:pPr>
+        <w:pStyle w:val="ListParagraph"/>
+      </w:pPr>
+    </w:p>
+    <w:p>
+      <w:pPr>
+        <w:pStyle w:val="ListParagraph"/>
+      </w:pPr>
+    </w:p>
+    <w:p>
+      <w:pPr>
+        <w:pStyle w:val="ListParagraph"/>
+      </w:pPr>
+    </w:p>
+    <w:p>
+      <w:pPr>
+        <w:pStyle w:val="ListParagraph"/>
+      </w:pPr>
+    </w:p>
+    <w:p>
+      <w:pPr>
+        <w:pStyle w:val="ListParagraph"/>
+      </w:pPr>
+    </w:p>
+    <w:p>
+      <w:pPr>
+        <w:pStyle w:val="ListParagraph"/>
+      </w:pPr>
+    </w:p>
+    <w:p>
+      <w:pPr>
+        <w:pStyle w:val="ListParagraph"/>
+      </w:pPr>
+      <w:r>
+        <w:t>3. Design Brief</w:t>
+      </w:r>
+    </w:p>
+    <w:p>
+      <w:pPr>
+        <w:pStyle w:val="ListParagraph"/>
+      </w:pPr>
+      <w:r>
+        <w:br/>
+        <w:t xml:space="preserve">Интерфейс: Изчистен, медицински стил с наблягане на бързата </w:t>
+      </w:r>
+    </w:p>
+    <w:p>
+      <w:pPr>
+        <w:pStyle w:val="ListParagraph"/>
+      </w:pPr>
+      <w:proofErr w:type="spellStart"/>
+      <w:r>
+        <w:t>Цветова</w:t>
+      </w:r>
+      <w:proofErr w:type="spellEnd"/>
+      <w:r>
+        <w:t xml:space="preserve"> </w:t>
+      </w:r>
+      <w:proofErr w:type="spellStart"/>
+      <w:r>
+        <w:t>палитра</w:t>
+      </w:r>
+      <w:proofErr w:type="spellEnd"/>
       <w:r>
         <w:t xml:space="preserve">: </w:t>
       </w:r>
-      <w:r>
-        <w:t>Преглед на предстоящи часове за деня и бърз достъп до търсене на пациенти/собственици.</w:t>
-      </w:r>
-      <w:r>
-        <w:br/>
-      </w:r>
-      <w:r>
-        <w:t>2</w:t>
-      </w:r>
-      <w:r>
-        <w:t>. Регистрация на нов клиент и пациент: Въвеждане на данни за собственика (Owners) -&gt; Добавяне на домашен любимец към него (Pets).</w:t>
-      </w:r>
-      <w:r>
-        <w:br/>
-      </w:r>
-      <w:r>
-        <w:t>3</w:t>
-      </w:r>
-      <w:r>
-        <w:t>. Запазване на час (Appointment Workflow): Избор на пациент (PetID) -&gt; Избор на ветеринарен лекар (VetID) -&gt; Задаване на дата/час (AppointmentDate) и предварителна диагноза/причина за посещение.</w:t>
-      </w:r>
-      <w:r>
-        <w:br/>
-      </w:r>
-      <w:r>
-        <w:t>4</w:t>
-      </w:r>
-      <w:r>
-        <w:t>. Провеждане на преглед и лечение: По време на или след прегледа към записа се</w:t>
-      </w:r>
-    </w:p>
-    <w:p>
-      <w:pPr>
-        <w:pStyle w:val="ListParagraph"/>
-      </w:pPr>
-      <w:r>
-        <w:t>добавят процедури/лечения (Treatments) с присъдена цена.</w:t>
-      </w:r>
-    </w:p>
-    <w:p>
-      <w:pPr>
-        <w:pStyle w:val="ListParagraph"/>
-      </w:pPr>
-      <w:r>
-        <w:br/>
-      </w:r>
-    </w:p>
-    <w:p>
-      <w:pPr>
-        <w:pStyle w:val="ListParagraph"/>
-      </w:pPr>
-    </w:p>
-    <w:p>
-      <w:pPr>
-        <w:pStyle w:val="ListParagraph"/>
-      </w:pPr>
-    </w:p>
-    <w:p>
-      <w:pPr>
-        <w:pStyle w:val="ListParagraph"/>
-      </w:pPr>
-    </w:p>
-    <w:p>
-      <w:pPr>
-        <w:pStyle w:val="ListParagraph"/>
-      </w:pPr>
-    </w:p>
-    <w:p>
-      <w:pPr>
-        <w:pStyle w:val="ListParagraph"/>
-      </w:pPr>
-    </w:p>
-    <w:p>
-      <w:pPr>
-        <w:pStyle w:val="ListParagraph"/>
-      </w:pPr>
-    </w:p>
-    <w:p>
-      <w:pPr>
-        <w:pStyle w:val="ListParagraph"/>
-      </w:pPr>
-    </w:p>
-    <w:p>
-      <w:pPr>
-        <w:pStyle w:val="ListParagraph"/>
-      </w:pPr>
-    </w:p>
-    <w:p>
-      <w:pPr>
-        <w:pStyle w:val="ListParagraph"/>
-      </w:pPr>
-    </w:p>
-    <w:p>
-      <w:pPr>
-        <w:pStyle w:val="ListParagraph"/>
-      </w:pPr>
-      <w:r>
-        <w:t>3</w:t>
-      </w:r>
-      <w:r>
-        <w:t>. Design Brief</w:t>
-      </w:r>
-    </w:p>
-    <w:p>
-      <w:pPr>
-        <w:pStyle w:val="ListParagraph"/>
-      </w:pPr>
-      <w:r>
-        <w:br/>
-        <w:t xml:space="preserve">Интерфейс: Изчистен, медицински стил с наблягане на бързата </w:t>
-      </w:r>
-    </w:p>
-    <w:p>
-      <w:pPr>
-        <w:pStyle w:val="ListParagraph"/>
-      </w:pPr>
-      <w:r>
-        <w:t>Цветова палитра: светлосини и зелени нюанси, съчетани с ясни текстови контрасти за бързо четене.</w:t>
+      <w:proofErr w:type="spellStart"/>
+      <w:r>
+        <w:t>светлосини</w:t>
+      </w:r>
+      <w:proofErr w:type="spellEnd"/>
+      <w:r>
+        <w:t xml:space="preserve"> и зелени нюанси, съчетани с ясни текстови контрасти за бързо четене.</w:t>
       </w:r>
       <w:r>
         <w:br/>
@@ -261,26 +247,44 @@
       <w:r>
         <w:br/>
       </w:r>
-    </w:p>
-    <w:p>
-      <w:pPr>
-        <w:pStyle w:val="ListParagraph"/>
-      </w:pPr>
-    </w:p>
-    <w:p>
-      <w:pPr>
-        <w:pStyle w:val="ListParagraph"/>
-      </w:pPr>
-    </w:p>
-    <w:p>
-      <w:pPr>
-        <w:pStyle w:val="ListParagraph"/>
-      </w:pPr>
-      <w:r>
-        <w:t>4</w:t>
-      </w:r>
-      <w:r>
-        <w:t>. Background Schema</w:t>
+      <w:hyperlink r:id="rId5" w:tgtFrame="_blank" w:tooltip="https://www.figma.com/design/21ovfgsqtq1vdy2aih1bb0/untitled?node-id=0-1&amp;m=dev&amp;t=wmyaglxwj9rtuom0-1" w:history="1">
+        <w:r>
+          <w:rPr>
+            <w:rStyle w:val="Hyperlink"/>
+          </w:rPr>
+          <w:t>https://www.figma.com/design/21OVFgSQtq1Vdy2AIH1bB0/Untitled?node-id=0-1&amp;m=dev&amp;t=wMYAGlxwJ9RtUOm0-1</w:t>
+        </w:r>
+      </w:hyperlink>
+    </w:p>
+    <w:p>
+      <w:pPr>
+        <w:pStyle w:val="ListParagraph"/>
+      </w:pPr>
+      <w:hyperlink r:id="rId6" w:tgtFrame="_blank" w:tooltip="https://www.figma.com/make/uakoudrmnlkyevbawkjrh7/veterinary-clinic-management-ui?p=f&amp;t=fllxw3qyw7hkthxn-0&amp;fullscreen=1" w:history="1">
+        <w:r>
+          <w:rPr>
+            <w:rStyle w:val="Hyperlink"/>
+          </w:rPr>
+          <w:t>Veterinary Clinic Management UI – Figma Make</w:t>
+        </w:r>
+      </w:hyperlink>
+    </w:p>
+    <w:p>
+      <w:pPr>
+        <w:pStyle w:val="ListParagraph"/>
+      </w:pPr>
+    </w:p>
+    <w:p>
+      <w:pPr>
+        <w:pStyle w:val="ListParagraph"/>
+      </w:pPr>
+    </w:p>
+    <w:p>
+      <w:pPr>
+        <w:pStyle w:val="ListParagraph"/>
+      </w:pPr>
+      <w:r>
+        <w:t>4. Background Schema</w:t>
       </w:r>
     </w:p>
     <w:p>
@@ -387,6 +391,7 @@
         <w:pStyle w:val="ListParagraph"/>
       </w:pPr>
       <w:r>
+        <w:lastRenderedPageBreak/>
         <w:t>Таблица Appointments (Прегледи / Часове)</w:t>
       </w:r>
       <w:r>
@@ -395,199 +400,183 @@
       </w:r>
       <w:r>
         <w:br/>
-      </w:r>
+        <w:t>• PetID (INT, Foreign Key към Pets(PetID), NOT NULL)</w:t>
+      </w:r>
+      <w:r>
+        <w:br/>
+        <w:t>• VetID (INT, Foreign Key към Veterinarians(VetID), NOT NULL)</w:t>
+      </w:r>
+      <w:r>
+        <w:br/>
+        <w:t>• AppointmentDate (DATETIME, NOT NULL)</w:t>
+      </w:r>
+      <w:r>
+        <w:br/>
+        <w:t>• Diagnosis (VARCHAR(255))</w:t>
+      </w:r>
+      <w:r>
+        <w:br/>
+      </w:r>
+    </w:p>
+    <w:p>
+      <w:pPr>
+        <w:pStyle w:val="ListParagraph"/>
+      </w:pPr>
+      <w:r>
+        <w:t>Таблица Treatments (Процедури и лечения)</w:t>
+      </w:r>
+      <w:r>
+        <w:br/>
+        <w:t>• TreatmentID (INT, Primary Key, IDENTITY(1,1))</w:t>
+      </w:r>
+      <w:r>
+        <w:br/>
+        <w:t>• AppointmentID (INT, Foreign Key към Appointments(AppointmentID), NOT NULL)</w:t>
+      </w:r>
+      <w:r>
+        <w:br/>
+        <w:t>• TreatmentName (VARCHAR(100), NOT NULL)</w:t>
+      </w:r>
+      <w:r>
+        <w:br/>
+        <w:t>• Price (DECIMAL(10,2), CHECK (Price &gt;= 0))</w:t>
+      </w:r>
+      <w:r>
+        <w:br/>
+      </w:r>
+    </w:p>
+    <w:p>
+      <w:pPr>
+        <w:pStyle w:val="ListParagraph"/>
+      </w:pPr>
+      <w:r>
+        <w:t>5. Бизнес правила и ограничения</w:t>
+      </w:r>
+      <w:r>
+        <w:br/>
+      </w:r>
+    </w:p>
+    <w:p>
+      <w:pPr>
+        <w:pStyle w:val="ListParagraph"/>
+      </w:pPr>
+      <w:r>
+        <w:t>• Уникалност на имейл: Имейл адресът на собственика (Owners.Email) е уникален в системата (UNIQUE).</w:t>
+      </w:r>
+      <w:r>
+        <w:br/>
+        <w:t>• Задължителни връзки: Всеки домашен любимец задължително трябва да има присъединен собственик (OwnerID NOT NULL). Всеки преглед задължително обвързва пациент (PetID) и лекар (VetID).</w:t>
+      </w:r>
+      <w:r>
+        <w:br/>
+        <w:t>• Ценово ограничение: Цената на процедура (Price) не може да бъде отрицателна (CHECK Price &gt;= 0).</w:t>
+      </w:r>
+      <w:r>
+        <w:br/>
+        <w:t>• Целостта на данните: Използвани са външни ключове (Foreign Keys) с цел осигуряване на</w:t>
+      </w:r>
+    </w:p>
+    <w:p>
+      <w:pPr>
+        <w:pStyle w:val="ListParagraph"/>
+      </w:pPr>
+      <w:r>
+        <w:t>референциална цялост между свързаните ентитети.</w:t>
+      </w:r>
+    </w:p>
+    <w:p>
+      <w:pPr>
+        <w:pStyle w:val="ListParagraph"/>
+      </w:pPr>
+      <w:r>
+        <w:br/>
+        <w:t xml:space="preserve">6. Стратегия за начални данни </w:t>
+      </w:r>
+      <w:r>
+        <w:br/>
+      </w:r>
+    </w:p>
+    <w:p>
+      <w:pPr>
+        <w:pStyle w:val="ListParagraph"/>
+      </w:pPr>
+      <w:r>
+        <w:t>В системата се зареждат примерен набор от начални данни за демонстрация и тестване:</w:t>
+      </w:r>
+      <w:r>
+        <w:br/>
+        <w:t>Собственици:</w:t>
+      </w:r>
+      <w:r>
+        <w:br/>
+        <w:t>• Иван Петров (0888123456, ivan@gmail.com)</w:t>
+      </w:r>
+      <w:r>
+        <w:br/>
+        <w:t>• Мария Георгиева (0888234567, maria@gmail.com)</w:t>
+      </w:r>
+      <w:r>
+        <w:br/>
+        <w:t>Пациенти:</w:t>
+      </w:r>
+      <w:r>
+        <w:br/>
+        <w:t>• Рекс (Куче, Немска овчарка, роден 2021-05-10) -&gt; Собственик: Иван Петров (OwnerID: 1)</w:t>
+      </w:r>
+      <w:r>
+        <w:br/>
+        <w:t>• Мая (Котка, Сиамска, родена 2022-03-15) -&gt; Собственик: Мария Георгиева (OwnerID: 2)</w:t>
+      </w:r>
+      <w:r>
+        <w:br/>
+        <w:t>Лекари:</w:t>
+      </w:r>
+      <w:r>
+        <w:br/>
+        <w:t>• Д-р Николай Иванов (Специалност: Хирургия)</w:t>
+      </w:r>
+      <w:r>
+        <w:br/>
+        <w:t>• Д-р Елена Тодорова (Специалност: Терапия)</w:t>
+      </w:r>
+      <w:r>
+        <w:br/>
+        <w:t>Прегледи и лечения:</w:t>
+      </w:r>
+      <w:r>
+        <w:br/>
+        <w:t>• Насрочени прегледи с диагнози ("Годишен преглед", "Настинка")</w:t>
+      </w:r>
+      <w:r>
+        <w:br/>
+        <w:t>• Процедури: "Ваксинация" (40.00 лв.) и "Медикаментозно лечение" (25.00 лв.)</w:t>
+      </w:r>
+      <w:r>
+        <w:br/>
+      </w:r>
+    </w:p>
+    <w:p>
+      <w:pPr>
+        <w:ind w:left="720"/>
+      </w:pPr>
+      <w:r>
+        <w:t>7.Индексация и производителност</w:t>
+      </w:r>
+      <w:r>
+        <w:br/>
+      </w:r>
+    </w:p>
+    <w:p>
+      <w:pPr>
+        <w:pStyle w:val="ListParagraph"/>
+        <w:ind w:left="1080"/>
+      </w:pPr>
       <w:r>
         <w:lastRenderedPageBreak/>
-        <w:t>• PetID (INT, Foreign Key към Pets(PetID), NOT NULL)</w:t>
-      </w:r>
-      <w:r>
-        <w:br/>
-        <w:t>• VetID (INT, Foreign Key към Veterinarians(VetID), NOT NULL)</w:t>
-      </w:r>
-      <w:r>
-        <w:br/>
-        <w:t>• AppointmentDate (DATETIME, NOT NULL)</w:t>
-      </w:r>
-      <w:r>
-        <w:br/>
-        <w:t>• Diagnosis (VARCHAR(255))</w:t>
-      </w:r>
-      <w:r>
-        <w:br/>
-      </w:r>
-    </w:p>
-    <w:p>
-      <w:pPr>
-        <w:pStyle w:val="ListParagraph"/>
-      </w:pPr>
-      <w:r>
-        <w:t>Таблица Treatments (Процедури и лечения)</w:t>
-      </w:r>
-      <w:r>
-        <w:br/>
-        <w:t>• TreatmentID (INT, Primary Key, IDENTITY(1,1))</w:t>
-      </w:r>
-      <w:r>
-        <w:br/>
-        <w:t>• AppointmentID (INT, Foreign Key към Appointments(AppointmentID), NOT NULL)</w:t>
-      </w:r>
-      <w:r>
-        <w:br/>
-        <w:t>• TreatmentName (VARCHAR(100), NOT NULL)</w:t>
-      </w:r>
-      <w:r>
-        <w:br/>
-        <w:t>• Price (DECIMAL(10,2), CHECK (Price &gt;= 0))</w:t>
-      </w:r>
-      <w:r>
-        <w:br/>
-      </w:r>
-    </w:p>
-    <w:p>
-      <w:pPr>
-        <w:pStyle w:val="ListParagraph"/>
-      </w:pPr>
-      <w:r>
-        <w:t>5</w:t>
-      </w:r>
-      <w:r>
-        <w:t>. Бизнес правила и ограничения</w:t>
-      </w:r>
-      <w:r>
-        <w:br/>
-      </w:r>
-    </w:p>
-    <w:p>
-      <w:pPr>
-        <w:pStyle w:val="ListParagraph"/>
-      </w:pPr>
-      <w:r>
-        <w:t>• Уникалност на имейл: Имейл адресът на собственика (Owners.Email) е уникален в системата (UNIQUE).</w:t>
-      </w:r>
-      <w:r>
-        <w:br/>
-        <w:t>• Задължителни връзки: Всеки домашен любимец задължително трябва да има присъединен собственик (OwnerID NOT NULL). Всеки преглед задължително обвързва пациент (PetID) и лекар (VetID).</w:t>
-      </w:r>
-      <w:r>
-        <w:br/>
-        <w:t>• Ценово ограничение: Цената на процедура (Price) не може да бъде отрицателна (CHECK Price &gt;= 0).</w:t>
-      </w:r>
-      <w:r>
-        <w:br/>
-        <w:t>• Целостта на данните: Използвани са външни ключове (Foreign Keys) с цел осигуряване на</w:t>
-      </w:r>
-    </w:p>
-    <w:p>
-      <w:pPr>
-        <w:pStyle w:val="ListParagraph"/>
-      </w:pPr>
-      <w:r>
-        <w:t>референциална цялост между свързаните ентитети.</w:t>
-      </w:r>
-    </w:p>
-    <w:p>
-      <w:pPr>
-        <w:pStyle w:val="ListParagraph"/>
-      </w:pPr>
-      <w:r>
-        <w:br/>
-      </w:r>
-      <w:r>
-        <w:t>6</w:t>
-      </w:r>
-      <w:r>
-        <w:t xml:space="preserve">. Стратегия за начални данни </w:t>
-      </w:r>
-      <w:r>
-        <w:br/>
-      </w:r>
-    </w:p>
-    <w:p>
-      <w:pPr>
-        <w:pStyle w:val="ListParagraph"/>
-      </w:pPr>
-      <w:r>
-        <w:t>В системата се зареждат примерен набор от начални данни за демонстрация и тестване:</w:t>
-      </w:r>
-      <w:r>
-        <w:br/>
-        <w:t>Собственици:</w:t>
-      </w:r>
-      <w:r>
-        <w:br/>
-        <w:t>• Иван Петров (0888123456, ivan@gmail.com)</w:t>
-      </w:r>
-      <w:r>
-        <w:br/>
-        <w:t>• Мария Георгиева (0888234567, maria@gmail.com)</w:t>
-      </w:r>
-      <w:r>
-        <w:br/>
-        <w:t>Пациенти:</w:t>
-      </w:r>
-      <w:r>
-        <w:br/>
-        <w:t>• Рекс (Куче, Немска овчарка, роден 2021-05-10) -&gt; Собственик: Иван Петров (OwnerID: 1)</w:t>
-      </w:r>
-      <w:r>
-        <w:br/>
-        <w:t>• Мая (Котка, Сиамска, родена 2022-03-15) -&gt; Собственик: Мария Георгиева (OwnerID: 2)</w:t>
-      </w:r>
-      <w:r>
-        <w:br/>
-        <w:t>Лекари:</w:t>
-      </w:r>
-      <w:r>
-        <w:br/>
-        <w:t>• Д-р Николай Иванов (Специалност: Хирургия)</w:t>
-      </w:r>
-      <w:r>
-        <w:br/>
-        <w:t>• Д-р Елена Тодорова (Специалност: Терапия)</w:t>
-      </w:r>
-      <w:r>
-        <w:br/>
-        <w:t>Прегледи и лечения:</w:t>
-      </w:r>
-      <w:r>
-        <w:br/>
-        <w:t>• Насрочени прегледи с диагнози ("Годишен преглед", "Настинка")</w:t>
-      </w:r>
-      <w:r>
-        <w:br/>
-        <w:t>• Процедури: "Ваксинация" (40.00 лв.) и "Медикаментозно лечение" (25.00 лв.)</w:t>
-      </w:r>
-      <w:r>
-        <w:br/>
-      </w:r>
-    </w:p>
-    <w:p>
-      <w:pPr>
-        <w:ind w:left="720"/>
-      </w:pPr>
-      <w:r>
-        <w:t>7.</w:t>
-      </w:r>
-      <w:r>
-        <w:t>Индексация и производителност</w:t>
-      </w:r>
-      <w:r>
-        <w:br/>
-      </w:r>
-    </w:p>
-    <w:p>
-      <w:pPr>
-        <w:pStyle w:val="ListParagraph"/>
-        <w:ind w:left="1080"/>
-      </w:pPr>
-      <w:r>
         <w:t>За гарантиране на бързо търсене при нарастване на обема от данни се препоръчва изграждането на следните индекси:</w:t>
       </w:r>
       <w:r>
         <w:br/>
-      </w:r>
-      <w:r>
-        <w:lastRenderedPageBreak/>
         <w:t>• Индекс върху Pets.OwnerID: Оптимизира извличането на всички домашни любимци за даден клиент.</w:t>
       </w:r>
       <w:r>
@@ -604,39 +593,23 @@
     </w:p>
     <w:p>
       <w:r>
-        <w:t xml:space="preserve">          8.</w:t>
-      </w:r>
-      <w:r>
-        <w:t xml:space="preserve"> Implementation Plan </w:t>
-      </w:r>
-      <w:r>
-        <w:br/>
-      </w:r>
-    </w:p>
-    <w:p>
-      <w:r>
-        <w:t xml:space="preserve">   </w:t>
-      </w:r>
-      <w:r>
-        <w:t>Фаза 1: База данни (Базова инфраструктура)</w:t>
-      </w:r>
-      <w:r>
-        <w:br/>
-      </w:r>
-      <w:r>
-        <w:t xml:space="preserve">   </w:t>
-      </w:r>
-      <w:r>
-        <w:t>• Изпълнение на SQL скрипта за създаване на структурата и ограниченията (VetClinicDB).</w:t>
-      </w:r>
-      <w:r>
-        <w:br/>
-      </w:r>
-      <w:r>
-        <w:t xml:space="preserve">   </w:t>
-      </w:r>
-      <w:r>
-        <w:t>• Зареждане на началните тестови данни (Seed Data).</w:t>
+        <w:t xml:space="preserve">          8. Implementation Plan </w:t>
+      </w:r>
+      <w:r>
+        <w:br/>
+      </w:r>
+    </w:p>
+    <w:p>
+      <w:r>
+        <w:t xml:space="preserve">   Фаза 1: База данни (Базова инфраструктура)</w:t>
+      </w:r>
+      <w:r>
+        <w:br/>
+        <w:t xml:space="preserve">   • Изпълнение на SQL скрипта за създаване на структурата и ограниченията (VetClinicDB).</w:t>
+      </w:r>
+      <w:r>
+        <w:br/>
+        <w:t xml:space="preserve">   • Зареждане на началните тестови данни (Seed Data).</w:t>
       </w:r>
       <w:r>
         <w:br/>
@@ -1315,6 +1288,18 @@
       <w:contextualSpacing/>
     </w:pPr>
   </w:style>
+  <w:style w:type="character" w:styleId="Hyperlink">
+    <w:name w:val="Hyperlink"/>
+    <w:basedOn w:val="DefaultParagraphFont"/>
+    <w:uiPriority w:val="99"/>
+    <w:semiHidden/>
+    <w:unhideWhenUsed/>
+    <w:rsid w:val="008E63A8"/>
+    <w:rPr>
+      <w:color w:val="0000FF"/>
+      <w:u w:val="single"/>
+    </w:rPr>
+  </w:style>
 </w:styles>
 </file>
 
